--- a/DallasGeneric_Template.docx
+++ b/DallasGeneric_Template.docx
@@ -255,7 +255,23 @@
                 <w:i/>
                 <w:iCs/>
               </w:rPr>
-              <w:t xml:space="preserve">(Use this section for a candidate summary, similar to the </w:t>
+              <w:t xml:space="preserve">(Use this section for a candidate summary, </w:t>
+            </w:r>
+            <w:proofErr w:type="gramStart"/>
+            <w:r>
+              <w:rPr>
+                <w:i/>
+                <w:iCs/>
+              </w:rPr>
+              <w:t>similar to</w:t>
+            </w:r>
+            <w:proofErr w:type="gramEnd"/>
+            <w:r>
+              <w:rPr>
+                <w:i/>
+                <w:iCs/>
+              </w:rPr>
+              <w:t xml:space="preserve"> the </w:t>
             </w:r>
             <w:r>
               <w:rPr>
@@ -490,7 +506,13 @@
               <w:jc w:val="center"/>
             </w:pPr>
             <w:r>
-              <w:t>Yes</w:t>
+              <w:t>{{Degree</w:t>
+            </w:r>
+            <w:r>
+              <w:t>Status</w:t>
+            </w:r>
+            <w:r>
+              <w:t>1}}</w:t>
             </w:r>
           </w:p>
         </w:tc>
@@ -531,7 +553,13 @@
               <w:jc w:val="center"/>
             </w:pPr>
             <w:r>
-              <w:t>Yes</w:t>
+              <w:t>{{DegreeStatus</w:t>
+            </w:r>
+            <w:r>
+              <w:t>2</w:t>
+            </w:r>
+            <w:r>
+              <w:t>}}</w:t>
             </w:r>
           </w:p>
         </w:tc>
@@ -572,7 +600,13 @@
               <w:jc w:val="center"/>
             </w:pPr>
             <w:r>
-              <w:t>Yes</w:t>
+              <w:t>{{DegreeStatus</w:t>
+            </w:r>
+            <w:r>
+              <w:t>3</w:t>
+            </w:r>
+            <w:r>
+              <w:t>}}</w:t>
             </w:r>
           </w:p>
         </w:tc>
@@ -2581,7 +2615,7 @@
         </mc:Choice>
         <mc:Fallback>
           <w:pict>
-            <v:rect w14:anchorId="2C865DA9" id="Text Box 2" o:spid="_x0000_s1028" alt="Fannie Mae Confidential" style="position:absolute;margin-left:0;margin-top:0;width:34.95pt;height:34.95pt;z-index:1024;visibility:visible;mso-wrap-style:none;mso-wrap-distance-left:0;mso-wrap-distance-top:0;mso-wrap-distance-right:0;mso-wrap-distance-bottom:0;mso-position-horizontal:left;mso-position-horizontal-relative:page;mso-position-vertical:bottom;mso-position-vertical-relative:page;v-text-anchor:bottom" o:gfxdata="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" filled="f" stroked="f" strokeweight="1pt">
+            <v:rect w14:anchorId="2C865DA9" id="Text Box 2" o:spid="_x0000_s1027" alt="Fannie Mae Confidential" style="position:absolute;margin-left:0;margin-top:0;width:34.95pt;height:34.95pt;z-index:1024;visibility:visible;mso-wrap-style:none;mso-wrap-distance-left:0;mso-wrap-distance-top:0;mso-wrap-distance-right:0;mso-wrap-distance-bottom:0;mso-position-horizontal:left;mso-position-horizontal-relative:page;mso-position-vertical:bottom;mso-position-vertical-relative:page;v-text-anchor:bottom" o:gfxdata="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" filled="f" stroked="f" strokeweight="1pt">
               <v:stroke joinstyle="round"/>
               <v:textbox style="mso-fit-shape-to-text:t" inset="20pt,0,0,15pt">
                 <w:txbxContent>
@@ -5346,21 +5380,6 @@
 </file>
 
 <file path=customXml/item1.xml><?xml version="1.0" encoding="utf-8"?>
-<p:properties xmlns:p="http://schemas.microsoft.com/office/2006/metadata/properties" xmlns:xsi="http://www.w3.org/2001/XMLSchema-instance" xmlns:pc="http://schemas.microsoft.com/office/infopath/2007/PartnerControls">
-  <documentManagement/>
-</p:properties>
-</file>
-
-<file path=customXml/item2.xml><?xml version="1.0" encoding="utf-8"?>
-<?mso-contentType ?>
-<FormTemplates xmlns="http://schemas.microsoft.com/sharepoint/v3/contenttype/forms">
-  <Display>DocumentLibraryForm</Display>
-  <Edit>DocumentLibraryForm</Edit>
-  <New>DocumentLibraryForm</New>
-</FormTemplates>
-</file>
-
-<file path=customXml/item3.xml><?xml version="1.0" encoding="utf-8"?>
 <ct:contentTypeSchema xmlns:ct="http://schemas.microsoft.com/office/2006/metadata/contentType" xmlns:ma="http://schemas.microsoft.com/office/2006/metadata/properties/metaAttributes" ct:_="" ma:_="" ma:contentTypeName="Document" ma:contentTypeID="0x01010097B08BEC9F9B55459CA84E521C5A5876" ma:contentTypeVersion="13" ma:contentTypeDescription="Create a new document." ma:contentTypeScope="" ma:versionID="c74a6e8f868f088680b3e8047e24d98a">
   <xsd:schema xmlns:xsd="http://www.w3.org/2001/XMLSchema" xmlns:xs="http://www.w3.org/2001/XMLSchema" xmlns:p="http://schemas.microsoft.com/office/2006/metadata/properties" xmlns:ns3="7e07e4f1-224c-4991-b3b3-8c7cdd58d92b" xmlns:ns4="1e6c397e-d526-448b-b2d2-bebe76f88a27" targetNamespace="http://schemas.microsoft.com/office/2006/metadata/properties" ma:root="true" ma:fieldsID="2ab2dc237f7cd9f5c6261f1af9c3bcbd" ns3:_="" ns4:_="">
     <xsd:import namespace="7e07e4f1-224c-4991-b3b3-8c7cdd58d92b"/>
@@ -5583,28 +5602,26 @@
 </ct:contentTypeSchema>
 </file>
 
+<file path=customXml/item2.xml><?xml version="1.0" encoding="utf-8"?>
+<?mso-contentType ?>
+<FormTemplates xmlns="http://schemas.microsoft.com/sharepoint/v3/contenttype/forms">
+  <Display>DocumentLibraryForm</Display>
+  <Edit>DocumentLibraryForm</Edit>
+  <New>DocumentLibraryForm</New>
+</FormTemplates>
+</file>
+
+<file path=customXml/item3.xml><?xml version="1.0" encoding="utf-8"?>
+<p:properties xmlns:p="http://schemas.microsoft.com/office/2006/metadata/properties" xmlns:xsi="http://www.w3.org/2001/XMLSchema-instance" xmlns:pc="http://schemas.microsoft.com/office/infopath/2007/PartnerControls">
+  <documentManagement/>
+</p:properties>
+</file>
+
 <file path=customXml/item4.xml><?xml version="1.0" encoding="utf-8"?>
 <b:Sources xmlns:b="http://schemas.openxmlformats.org/officeDocument/2006/bibliography" xmlns="http://schemas.openxmlformats.org/officeDocument/2006/bibliography" SelectedStyle="\APASixthEditionOfficeOnline.xsl" StyleName="APA" Version="6"/>
 </file>
 
 <file path=customXml/itemProps1.xml><?xml version="1.0" encoding="utf-8"?>
-<ds:datastoreItem xmlns:ds="http://schemas.openxmlformats.org/officeDocument/2006/customXml" ds:itemID="{A132B886-28E3-4D6A-A123-94FFD6175DE5}">
-  <ds:schemaRefs>
-    <ds:schemaRef ds:uri="http://schemas.microsoft.com/office/2006/metadata/properties"/>
-    <ds:schemaRef ds:uri="http://schemas.microsoft.com/office/infopath/2007/PartnerControls"/>
-  </ds:schemaRefs>
-</ds:datastoreItem>
-</file>
-
-<file path=customXml/itemProps2.xml><?xml version="1.0" encoding="utf-8"?>
-<ds:datastoreItem xmlns:ds="http://schemas.openxmlformats.org/officeDocument/2006/customXml" ds:itemID="{7CCDA22E-0909-4C7C-9B0E-9E2E77C50294}">
-  <ds:schemaRefs>
-    <ds:schemaRef ds:uri="http://schemas.microsoft.com/sharepoint/v3/contenttype/forms"/>
-  </ds:schemaRefs>
-</ds:datastoreItem>
-</file>
-
-<file path=customXml/itemProps3.xml><?xml version="1.0" encoding="utf-8"?>
 <ds:datastoreItem xmlns:ds="http://schemas.openxmlformats.org/officeDocument/2006/customXml" ds:itemID="{990F26F4-6D41-4C7A-8B44-DA19B8CE4E71}">
   <ds:schemaRefs>
     <ds:schemaRef ds:uri="http://schemas.microsoft.com/office/2006/metadata/contentType"/>
@@ -5623,6 +5640,23 @@
 </ds:datastoreItem>
 </file>
 
+<file path=customXml/itemProps2.xml><?xml version="1.0" encoding="utf-8"?>
+<ds:datastoreItem xmlns:ds="http://schemas.openxmlformats.org/officeDocument/2006/customXml" ds:itemID="{7CCDA22E-0909-4C7C-9B0E-9E2E77C50294}">
+  <ds:schemaRefs>
+    <ds:schemaRef ds:uri="http://schemas.microsoft.com/sharepoint/v3/contenttype/forms"/>
+  </ds:schemaRefs>
+</ds:datastoreItem>
+</file>
+
+<file path=customXml/itemProps3.xml><?xml version="1.0" encoding="utf-8"?>
+<ds:datastoreItem xmlns:ds="http://schemas.openxmlformats.org/officeDocument/2006/customXml" ds:itemID="{A132B886-28E3-4D6A-A123-94FFD6175DE5}">
+  <ds:schemaRefs>
+    <ds:schemaRef ds:uri="http://schemas.microsoft.com/office/2006/metadata/properties"/>
+    <ds:schemaRef ds:uri="http://schemas.microsoft.com/office/infopath/2007/PartnerControls"/>
+  </ds:schemaRefs>
+</ds:datastoreItem>
+</file>
+
 <file path=customXml/itemProps4.xml><?xml version="1.0" encoding="utf-8"?>
 <ds:datastoreItem xmlns:ds="http://schemas.openxmlformats.org/officeDocument/2006/customXml" ds:itemID="{E0B08DEB-DB8F-4595-A20B-EE5AA54F5A90}">
   <ds:schemaRefs>
